--- a/ALL MOVIES AND SHOWS  IN THE HISTORY OF EVER.docx
+++ b/ALL MOVIES AND SHOWS  IN THE HISTORY OF EVER.docx
@@ -266,7 +266,6 @@
           <w:u w:val="single"/>
         </w:rPr>
       </w:pPr>
-      <w:proofErr w:type="spellStart"/>
       <w:r>
         <w:rPr>
           <w:sz w:val="32"/>
@@ -274,7 +273,6 @@
         </w:rPr>
         <w:t>Intesteller</w:t>
       </w:r>
-      <w:proofErr w:type="spellEnd"/>
     </w:p>
     <w:p>
       <w:pPr>
@@ -634,57 +632,42 @@
         </w:rPr>
       </w:pPr>
       <w:r>
-        <w:t xml:space="preserve">Spiderman Into The </w:t>
-      </w:r>
-      <w:proofErr w:type="spellStart"/>
-      <w:r>
-        <w:t>Spiderverse</w:t>
-      </w:r>
-      <w:proofErr w:type="spellEnd"/>
-    </w:p>
-    <w:p>
-      <w:pPr>
-        <w:pStyle w:val="ListParagraph"/>
-        <w:numPr>
-          <w:ilvl w:val="0"/>
-          <w:numId w:val="1"/>
-        </w:numPr>
-        <w:rPr>
-          <w:b/>
-          <w:bCs/>
-          <w:u w:val="single"/>
-        </w:rPr>
-      </w:pPr>
-      <w:r>
-        <w:t xml:space="preserve">Spiderman Across the </w:t>
-      </w:r>
-      <w:proofErr w:type="spellStart"/>
-      <w:r>
-        <w:t>spiderverse</w:t>
-      </w:r>
-      <w:proofErr w:type="spellEnd"/>
-    </w:p>
-    <w:p>
-      <w:pPr>
-        <w:pStyle w:val="ListParagraph"/>
-        <w:numPr>
-          <w:ilvl w:val="0"/>
-          <w:numId w:val="1"/>
-        </w:numPr>
-        <w:rPr>
-          <w:b/>
-          <w:bCs/>
-          <w:u w:val="single"/>
-        </w:rPr>
-      </w:pPr>
-      <w:r>
-        <w:t xml:space="preserve">Spiderman Beyond The </w:t>
-      </w:r>
-      <w:proofErr w:type="spellStart"/>
-      <w:r>
-        <w:t>Spiderverse</w:t>
-      </w:r>
-      <w:proofErr w:type="spellEnd"/>
+        <w:t>Spiderman Into The Spiderverse</w:t>
+      </w:r>
+    </w:p>
+    <w:p>
+      <w:pPr>
+        <w:pStyle w:val="ListParagraph"/>
+        <w:numPr>
+          <w:ilvl w:val="0"/>
+          <w:numId w:val="1"/>
+        </w:numPr>
+        <w:rPr>
+          <w:b/>
+          <w:bCs/>
+          <w:u w:val="single"/>
+        </w:rPr>
+      </w:pPr>
+      <w:r>
+        <w:t>Spiderman Across the spiderverse</w:t>
+      </w:r>
+    </w:p>
+    <w:p>
+      <w:pPr>
+        <w:pStyle w:val="ListParagraph"/>
+        <w:numPr>
+          <w:ilvl w:val="0"/>
+          <w:numId w:val="1"/>
+        </w:numPr>
+        <w:rPr>
+          <w:b/>
+          <w:bCs/>
+          <w:u w:val="single"/>
+        </w:rPr>
+      </w:pPr>
+      <w:r>
+        <w:t>Spiderman Beyond The Spiderverse</w:t>
+      </w:r>
     </w:p>
     <w:p>
       <w:pPr>
@@ -1113,47 +1096,32 @@
         </w:rPr>
         <w:t xml:space="preserve"> </w:t>
       </w:r>
-      <w:proofErr w:type="spellStart"/>
       <w:r>
         <w:t>Stree</w:t>
       </w:r>
-      <w:proofErr w:type="spellEnd"/>
-    </w:p>
-    <w:p>
-      <w:pPr>
-        <w:pStyle w:val="ListParagraph"/>
-        <w:numPr>
-          <w:ilvl w:val="0"/>
-          <w:numId w:val="1"/>
-        </w:numPr>
-      </w:pPr>
-      <w:proofErr w:type="spellStart"/>
-      <w:r>
-        <w:t>Stree</w:t>
-      </w:r>
-      <w:proofErr w:type="spellEnd"/>
-      <w:r>
-        <w:t xml:space="preserve"> 2</w:t>
-      </w:r>
-    </w:p>
-    <w:p>
-      <w:pPr>
-        <w:pStyle w:val="ListParagraph"/>
-        <w:numPr>
-          <w:ilvl w:val="0"/>
-          <w:numId w:val="1"/>
-        </w:numPr>
-      </w:pPr>
-      <w:r>
-        <w:t xml:space="preserve">Zindagi Na </w:t>
-      </w:r>
-      <w:proofErr w:type="spellStart"/>
-      <w:r>
-        <w:t>Millegi</w:t>
-      </w:r>
-      <w:proofErr w:type="spellEnd"/>
-      <w:r>
-        <w:t xml:space="preserve"> Doobara</w:t>
+    </w:p>
+    <w:p>
+      <w:pPr>
+        <w:pStyle w:val="ListParagraph"/>
+        <w:numPr>
+          <w:ilvl w:val="0"/>
+          <w:numId w:val="1"/>
+        </w:numPr>
+      </w:pPr>
+      <w:r>
+        <w:t>Stree 2</w:t>
+      </w:r>
+    </w:p>
+    <w:p>
+      <w:pPr>
+        <w:pStyle w:val="ListParagraph"/>
+        <w:numPr>
+          <w:ilvl w:val="0"/>
+          <w:numId w:val="1"/>
+        </w:numPr>
+      </w:pPr>
+      <w:r>
+        <w:t>Zindagi Na Millegi Doobara</w:t>
       </w:r>
     </w:p>
     <w:p>
@@ -1466,13 +1434,8 @@
         </w:numPr>
       </w:pPr>
       <w:r>
-        <w:t xml:space="preserve">Thor </w:t>
-      </w:r>
-      <w:proofErr w:type="spellStart"/>
-      <w:r>
-        <w:t>Ragnarock</w:t>
-      </w:r>
-      <w:proofErr w:type="spellEnd"/>
+        <w:t>Thor Ragnarock</w:t>
+      </w:r>
     </w:p>
     <w:p>
       <w:pPr>
@@ -1686,13 +1649,8 @@
           <w:numId w:val="1"/>
         </w:numPr>
       </w:pPr>
-      <w:proofErr w:type="spellStart"/>
-      <w:r>
-        <w:t>Kpop</w:t>
-      </w:r>
-      <w:proofErr w:type="spellEnd"/>
-      <w:r>
-        <w:t xml:space="preserve"> Demon Hunters</w:t>
+      <w:r>
+        <w:t>Kpop Demon Hunters</w:t>
       </w:r>
     </w:p>
     <w:p>
@@ -1848,11 +1806,9 @@
           <w:numId w:val="1"/>
         </w:numPr>
       </w:pPr>
-      <w:proofErr w:type="spellStart"/>
       <w:r>
         <w:t>MegaMind</w:t>
       </w:r>
-      <w:proofErr w:type="spellEnd"/>
     </w:p>
     <w:p>
       <w:pPr>
@@ -1934,14 +1890,602 @@
           <w:numId w:val="1"/>
         </w:numPr>
       </w:pPr>
-    </w:p>
-    <w:p>
-      <w:pPr>
-        <w:pStyle w:val="ListParagraph"/>
-        <w:numPr>
-          <w:ilvl w:val="0"/>
-          <w:numId w:val="1"/>
-        </w:numPr>
+      <w:r>
+        <w:t>Black Widow</w:t>
+      </w:r>
+    </w:p>
+    <w:p>
+      <w:pPr>
+        <w:pStyle w:val="ListParagraph"/>
+        <w:numPr>
+          <w:ilvl w:val="0"/>
+          <w:numId w:val="1"/>
+        </w:numPr>
+      </w:pPr>
+      <w:r>
+        <w:t>PK</w:t>
+      </w:r>
+    </w:p>
+    <w:p>
+      <w:pPr>
+        <w:pStyle w:val="ListParagraph"/>
+        <w:numPr>
+          <w:ilvl w:val="0"/>
+          <w:numId w:val="1"/>
+        </w:numPr>
+      </w:pPr>
+      <w:r>
+        <w:t>Captain America First Avenger</w:t>
+      </w:r>
+    </w:p>
+    <w:p>
+      <w:pPr>
+        <w:pStyle w:val="ListParagraph"/>
+        <w:numPr>
+          <w:ilvl w:val="0"/>
+          <w:numId w:val="1"/>
+        </w:numPr>
+      </w:pPr>
+      <w:r>
+        <w:t>Captain America The Winter Soldier</w:t>
+      </w:r>
+    </w:p>
+    <w:p>
+      <w:pPr>
+        <w:pStyle w:val="ListParagraph"/>
+        <w:numPr>
+          <w:ilvl w:val="0"/>
+          <w:numId w:val="1"/>
+        </w:numPr>
+      </w:pPr>
+      <w:r>
+        <w:t>Captain America Civil War</w:t>
+      </w:r>
+    </w:p>
+    <w:p>
+      <w:pPr>
+        <w:pStyle w:val="ListParagraph"/>
+        <w:numPr>
+          <w:ilvl w:val="0"/>
+          <w:numId w:val="1"/>
+        </w:numPr>
+      </w:pPr>
+      <w:r>
+        <w:t>Capt</w:t>
+      </w:r>
+      <w:r>
+        <w:t>ai</w:t>
+      </w:r>
+      <w:r>
+        <w:t xml:space="preserve">n America </w:t>
+      </w:r>
+      <w:r>
+        <w:t>Brave New World</w:t>
+      </w:r>
+    </w:p>
+    <w:p>
+      <w:pPr>
+        <w:pStyle w:val="ListParagraph"/>
+        <w:numPr>
+          <w:ilvl w:val="0"/>
+          <w:numId w:val="1"/>
+        </w:numPr>
+      </w:pPr>
+      <w:r>
+        <w:t>Free Birds</w:t>
+      </w:r>
+    </w:p>
+    <w:p>
+      <w:pPr>
+        <w:pStyle w:val="ListParagraph"/>
+        <w:numPr>
+          <w:ilvl w:val="0"/>
+          <w:numId w:val="1"/>
+        </w:numPr>
+      </w:pPr>
+      <w:r>
+        <w:t>The Grand Budapest Hotel</w:t>
+      </w:r>
+    </w:p>
+    <w:p>
+      <w:pPr>
+        <w:pStyle w:val="ListParagraph"/>
+        <w:numPr>
+          <w:ilvl w:val="0"/>
+          <w:numId w:val="1"/>
+        </w:numPr>
+      </w:pPr>
+      <w:r>
+        <w:t>Children of Men</w:t>
+      </w:r>
+    </w:p>
+    <w:p>
+      <w:pPr>
+        <w:pStyle w:val="ListParagraph"/>
+        <w:numPr>
+          <w:ilvl w:val="0"/>
+          <w:numId w:val="1"/>
+        </w:numPr>
+      </w:pPr>
+      <w:r>
+        <w:t>Arrival</w:t>
+      </w:r>
+    </w:p>
+    <w:p>
+      <w:pPr>
+        <w:pStyle w:val="ListParagraph"/>
+        <w:numPr>
+          <w:ilvl w:val="0"/>
+          <w:numId w:val="1"/>
+        </w:numPr>
+      </w:pPr>
+      <w:r>
+        <w:t>Mad Max Fury Road</w:t>
+      </w:r>
+    </w:p>
+    <w:p>
+      <w:pPr>
+        <w:pStyle w:val="ListParagraph"/>
+        <w:numPr>
+          <w:ilvl w:val="0"/>
+          <w:numId w:val="1"/>
+        </w:numPr>
+      </w:pPr>
+      <w:r>
+        <w:t xml:space="preserve"> </w:t>
+      </w:r>
+      <w:r>
+        <w:rPr>
+          <w:b/>
+          <w:bCs/>
+        </w:rPr>
+        <w:t>Paddington 2</w:t>
+      </w:r>
+    </w:p>
+    <w:p>
+      <w:pPr>
+        <w:pStyle w:val="ListParagraph"/>
+        <w:numPr>
+          <w:ilvl w:val="0"/>
+          <w:numId w:val="1"/>
+        </w:numPr>
+      </w:pPr>
+      <w:r>
+        <w:rPr>
+          <w:b/>
+          <w:bCs/>
+        </w:rPr>
+        <w:t>Spirited Away</w:t>
+      </w:r>
+    </w:p>
+    <w:p>
+      <w:pPr>
+        <w:pStyle w:val="ListParagraph"/>
+        <w:numPr>
+          <w:ilvl w:val="0"/>
+          <w:numId w:val="1"/>
+        </w:numPr>
+      </w:pPr>
+      <w:r>
+        <w:rPr>
+          <w:b/>
+          <w:bCs/>
+        </w:rPr>
+        <w:t>The Iron Giant</w:t>
+      </w:r>
+    </w:p>
+    <w:p>
+      <w:pPr>
+        <w:pStyle w:val="ListParagraph"/>
+        <w:numPr>
+          <w:ilvl w:val="0"/>
+          <w:numId w:val="1"/>
+        </w:numPr>
+      </w:pPr>
+      <w:r>
+        <w:rPr>
+          <w:b/>
+          <w:bCs/>
+        </w:rPr>
+        <w:t>Wall-E</w:t>
+      </w:r>
+    </w:p>
+    <w:p>
+      <w:pPr>
+        <w:pStyle w:val="ListParagraph"/>
+        <w:numPr>
+          <w:ilvl w:val="0"/>
+          <w:numId w:val="1"/>
+        </w:numPr>
+      </w:pPr>
+      <w:r>
+        <w:rPr>
+          <w:b/>
+          <w:bCs/>
+        </w:rPr>
+        <w:t>Finding Nemo</w:t>
+      </w:r>
+    </w:p>
+    <w:p>
+      <w:pPr>
+        <w:pStyle w:val="ListParagraph"/>
+        <w:numPr>
+          <w:ilvl w:val="0"/>
+          <w:numId w:val="1"/>
+        </w:numPr>
+      </w:pPr>
+      <w:r>
+        <w:rPr>
+          <w:b/>
+          <w:bCs/>
+        </w:rPr>
+        <w:t>Song of the sea</w:t>
+      </w:r>
+    </w:p>
+    <w:p>
+      <w:pPr>
+        <w:pStyle w:val="ListParagraph"/>
+        <w:numPr>
+          <w:ilvl w:val="0"/>
+          <w:numId w:val="1"/>
+        </w:numPr>
+      </w:pPr>
+      <w:r>
+        <w:t>Wolfwalkers</w:t>
+      </w:r>
+    </w:p>
+    <w:p>
+      <w:pPr>
+        <w:pStyle w:val="ListParagraph"/>
+        <w:numPr>
+          <w:ilvl w:val="0"/>
+          <w:numId w:val="1"/>
+        </w:numPr>
+        <w:spacing w:before="100" w:beforeAutospacing="1" w:after="100" w:afterAutospacing="1" w:line="240" w:lineRule="auto"/>
+        <w:outlineLvl w:val="2"/>
+        <w:rPr>
+          <w:rFonts w:asciiTheme="majorHAnsi" w:eastAsia="Times New Roman" w:hAnsiTheme="majorHAnsi" w:cstheme="majorHAnsi"/>
+          <w:b/>
+          <w:bCs/>
+          <w:kern w:val="0"/>
+          <w:sz w:val="27"/>
+          <w:szCs w:val="27"/>
+          <w:lang w:eastAsia="en-IN"/>
+          <w14:ligatures w14:val="none"/>
+        </w:rPr>
+      </w:pPr>
+      <w:r>
+        <w:rPr>
+          <w:rFonts w:asciiTheme="majorHAnsi" w:eastAsia="Times New Roman" w:hAnsiTheme="majorHAnsi" w:cstheme="majorHAnsi"/>
+          <w:b/>
+          <w:bCs/>
+          <w:kern w:val="0"/>
+          <w:sz w:val="27"/>
+          <w:szCs w:val="27"/>
+          <w:lang w:eastAsia="en-IN"/>
+          <w14:ligatures w14:val="none"/>
+        </w:rPr>
+        <w:t xml:space="preserve">The Super Mario Galaxy Movie </w:t>
+      </w:r>
+    </w:p>
+    <w:p>
+      <w:pPr>
+        <w:pStyle w:val="ListParagraph"/>
+        <w:numPr>
+          <w:ilvl w:val="0"/>
+          <w:numId w:val="1"/>
+        </w:numPr>
+        <w:spacing w:before="100" w:beforeAutospacing="1" w:after="100" w:afterAutospacing="1" w:line="240" w:lineRule="auto"/>
+        <w:outlineLvl w:val="2"/>
+        <w:rPr>
+          <w:rFonts w:asciiTheme="majorHAnsi" w:eastAsia="Times New Roman" w:hAnsiTheme="majorHAnsi" w:cstheme="majorHAnsi"/>
+          <w:b/>
+          <w:bCs/>
+          <w:kern w:val="0"/>
+          <w:sz w:val="27"/>
+          <w:szCs w:val="27"/>
+          <w:lang w:eastAsia="en-IN"/>
+          <w14:ligatures w14:val="none"/>
+        </w:rPr>
+      </w:pPr>
+      <w:r>
+        <w:rPr>
+          <w:rFonts w:asciiTheme="majorHAnsi" w:eastAsia="Times New Roman" w:hAnsiTheme="majorHAnsi" w:cstheme="majorHAnsi"/>
+          <w:b/>
+          <w:bCs/>
+          <w:kern w:val="0"/>
+          <w:sz w:val="27"/>
+          <w:szCs w:val="27"/>
+          <w:lang w:eastAsia="en-IN"/>
+          <w14:ligatures w14:val="none"/>
+        </w:rPr>
+        <w:t>Minions &amp; Monsters</w:t>
+      </w:r>
+    </w:p>
+    <w:p>
+      <w:pPr>
+        <w:pStyle w:val="ListParagraph"/>
+        <w:numPr>
+          <w:ilvl w:val="0"/>
+          <w:numId w:val="1"/>
+        </w:numPr>
+        <w:spacing w:before="100" w:beforeAutospacing="1" w:after="100" w:afterAutospacing="1" w:line="240" w:lineRule="auto"/>
+        <w:outlineLvl w:val="2"/>
+        <w:rPr>
+          <w:rFonts w:asciiTheme="majorHAnsi" w:eastAsia="Times New Roman" w:hAnsiTheme="majorHAnsi" w:cstheme="majorHAnsi"/>
+          <w:b/>
+          <w:bCs/>
+          <w:kern w:val="0"/>
+          <w:sz w:val="27"/>
+          <w:szCs w:val="27"/>
+          <w:lang w:eastAsia="en-IN"/>
+          <w14:ligatures w14:val="none"/>
+        </w:rPr>
+      </w:pPr>
+      <w:r>
+        <w:rPr>
+          <w:rFonts w:asciiTheme="majorHAnsi" w:eastAsia="Times New Roman" w:hAnsiTheme="majorHAnsi" w:cstheme="majorHAnsi"/>
+          <w:b/>
+          <w:bCs/>
+          <w:kern w:val="0"/>
+          <w:sz w:val="27"/>
+          <w:szCs w:val="27"/>
+          <w:lang w:eastAsia="en-IN"/>
+          <w14:ligatures w14:val="none"/>
+        </w:rPr>
+        <w:t>Paw Patrol 3: The Dino Movie</w:t>
+      </w:r>
+    </w:p>
+    <w:p>
+      <w:pPr>
+        <w:pStyle w:val="ListParagraph"/>
+        <w:numPr>
+          <w:ilvl w:val="0"/>
+          <w:numId w:val="1"/>
+        </w:numPr>
+        <w:spacing w:before="100" w:beforeAutospacing="1" w:after="100" w:afterAutospacing="1" w:line="240" w:lineRule="auto"/>
+        <w:outlineLvl w:val="2"/>
+        <w:rPr>
+          <w:rFonts w:asciiTheme="majorHAnsi" w:eastAsia="Times New Roman" w:hAnsiTheme="majorHAnsi" w:cstheme="majorHAnsi"/>
+          <w:b/>
+          <w:bCs/>
+          <w:kern w:val="0"/>
+          <w:sz w:val="27"/>
+          <w:szCs w:val="27"/>
+          <w:lang w:eastAsia="en-IN"/>
+          <w14:ligatures w14:val="none"/>
+        </w:rPr>
+      </w:pPr>
+      <w:r>
+        <w:rPr>
+          <w:rFonts w:asciiTheme="majorHAnsi" w:eastAsia="Times New Roman" w:hAnsiTheme="majorHAnsi" w:cstheme="majorHAnsi"/>
+          <w:b/>
+          <w:bCs/>
+          <w:kern w:val="0"/>
+          <w:sz w:val="27"/>
+          <w:szCs w:val="27"/>
+          <w:lang w:eastAsia="en-IN"/>
+          <w14:ligatures w14:val="none"/>
+        </w:rPr>
+        <w:t>The Cat in the Ha</w:t>
+      </w:r>
+      <w:r>
+        <w:rPr>
+          <w:rFonts w:asciiTheme="majorHAnsi" w:eastAsia="Times New Roman" w:hAnsiTheme="majorHAnsi" w:cstheme="majorHAnsi"/>
+          <w:b/>
+          <w:bCs/>
+          <w:kern w:val="0"/>
+          <w:sz w:val="27"/>
+          <w:szCs w:val="27"/>
+          <w:lang w:eastAsia="en-IN"/>
+          <w14:ligatures w14:val="none"/>
+        </w:rPr>
+        <w:t>t</w:t>
+      </w:r>
+    </w:p>
+    <w:p>
+      <w:pPr>
+        <w:pStyle w:val="ListParagraph"/>
+        <w:numPr>
+          <w:ilvl w:val="0"/>
+          <w:numId w:val="1"/>
+        </w:numPr>
+        <w:spacing w:before="100" w:beforeAutospacing="1" w:after="100" w:afterAutospacing="1" w:line="240" w:lineRule="auto"/>
+        <w:outlineLvl w:val="2"/>
+        <w:rPr>
+          <w:rFonts w:asciiTheme="majorHAnsi" w:eastAsia="Times New Roman" w:hAnsiTheme="majorHAnsi" w:cstheme="majorHAnsi"/>
+          <w:b/>
+          <w:bCs/>
+          <w:kern w:val="0"/>
+          <w:sz w:val="27"/>
+          <w:szCs w:val="27"/>
+          <w:lang w:eastAsia="en-IN"/>
+          <w14:ligatures w14:val="none"/>
+        </w:rPr>
+      </w:pPr>
+      <w:r>
+        <w:rPr>
+          <w:rFonts w:asciiTheme="majorHAnsi" w:eastAsia="Times New Roman" w:hAnsiTheme="majorHAnsi" w:cstheme="majorHAnsi"/>
+          <w:b/>
+          <w:bCs/>
+          <w:kern w:val="0"/>
+          <w:sz w:val="27"/>
+          <w:szCs w:val="27"/>
+          <w:lang w:eastAsia="en-IN"/>
+          <w14:ligatures w14:val="none"/>
+        </w:rPr>
+        <w:t>The Incredibles 3</w:t>
+      </w:r>
+    </w:p>
+    <w:p>
+      <w:pPr>
+        <w:pStyle w:val="ListParagraph"/>
+        <w:numPr>
+          <w:ilvl w:val="0"/>
+          <w:numId w:val="1"/>
+        </w:numPr>
+        <w:spacing w:before="100" w:beforeAutospacing="1" w:after="100" w:afterAutospacing="1" w:line="240" w:lineRule="auto"/>
+        <w:outlineLvl w:val="2"/>
+        <w:rPr>
+          <w:rFonts w:asciiTheme="majorHAnsi" w:eastAsia="Times New Roman" w:hAnsiTheme="majorHAnsi" w:cstheme="majorHAnsi"/>
+          <w:b/>
+          <w:bCs/>
+          <w:kern w:val="0"/>
+          <w:sz w:val="27"/>
+          <w:szCs w:val="27"/>
+          <w:lang w:eastAsia="en-IN"/>
+          <w14:ligatures w14:val="none"/>
+        </w:rPr>
+      </w:pPr>
+      <w:r>
+        <w:rPr>
+          <w:rFonts w:asciiTheme="majorHAnsi" w:eastAsia="Times New Roman" w:hAnsiTheme="majorHAnsi" w:cstheme="majorHAnsi"/>
+          <w:b/>
+          <w:bCs/>
+          <w:kern w:val="0"/>
+          <w:sz w:val="27"/>
+          <w:szCs w:val="27"/>
+          <w:lang w:eastAsia="en-IN"/>
+          <w14:ligatures w14:val="none"/>
+        </w:rPr>
+        <w:t>Project Hail Mary</w:t>
+      </w:r>
+    </w:p>
+    <w:p>
+      <w:pPr>
+        <w:pStyle w:val="ListParagraph"/>
+        <w:numPr>
+          <w:ilvl w:val="0"/>
+          <w:numId w:val="1"/>
+        </w:numPr>
+        <w:spacing w:before="100" w:beforeAutospacing="1" w:after="100" w:afterAutospacing="1" w:line="240" w:lineRule="auto"/>
+        <w:outlineLvl w:val="2"/>
+        <w:rPr>
+          <w:rFonts w:asciiTheme="majorHAnsi" w:eastAsia="Times New Roman" w:hAnsiTheme="majorHAnsi" w:cstheme="majorHAnsi"/>
+          <w:b/>
+          <w:bCs/>
+          <w:kern w:val="0"/>
+          <w:sz w:val="27"/>
+          <w:szCs w:val="27"/>
+          <w:lang w:eastAsia="en-IN"/>
+          <w14:ligatures w14:val="none"/>
+        </w:rPr>
+      </w:pPr>
+      <w:r>
+        <w:rPr>
+          <w:rFonts w:asciiTheme="majorHAnsi" w:eastAsia="Times New Roman" w:hAnsiTheme="majorHAnsi" w:cstheme="majorHAnsi"/>
+          <w:b/>
+          <w:bCs/>
+          <w:kern w:val="0"/>
+          <w:sz w:val="27"/>
+          <w:szCs w:val="27"/>
+          <w:lang w:eastAsia="en-IN"/>
+          <w14:ligatures w14:val="none"/>
+        </w:rPr>
+        <w:t>Swapped</w:t>
+      </w:r>
+    </w:p>
+    <w:p>
+      <w:pPr>
+        <w:pStyle w:val="ListParagraph"/>
+        <w:numPr>
+          <w:ilvl w:val="0"/>
+          <w:numId w:val="1"/>
+        </w:numPr>
+        <w:spacing w:before="100" w:beforeAutospacing="1" w:after="100" w:afterAutospacing="1" w:line="240" w:lineRule="auto"/>
+        <w:outlineLvl w:val="2"/>
+        <w:rPr>
+          <w:rFonts w:asciiTheme="majorHAnsi" w:eastAsia="Times New Roman" w:hAnsiTheme="majorHAnsi" w:cstheme="majorHAnsi"/>
+          <w:b/>
+          <w:bCs/>
+          <w:kern w:val="0"/>
+          <w:sz w:val="27"/>
+          <w:szCs w:val="27"/>
+          <w:lang w:eastAsia="en-IN"/>
+          <w14:ligatures w14:val="none"/>
+        </w:rPr>
+      </w:pPr>
+      <w:r>
+        <w:rPr>
+          <w:rFonts w:asciiTheme="majorHAnsi" w:eastAsia="Times New Roman" w:hAnsiTheme="majorHAnsi" w:cstheme="majorHAnsi"/>
+          <w:b/>
+          <w:bCs/>
+          <w:kern w:val="0"/>
+          <w:sz w:val="27"/>
+          <w:szCs w:val="27"/>
+          <w:lang w:eastAsia="en-IN"/>
+          <w14:ligatures w14:val="none"/>
+        </w:rPr>
+        <w:t>Star Wars: The Mandalorian and Grogu</w:t>
+      </w:r>
+    </w:p>
+    <w:p>
+      <w:pPr>
+        <w:pStyle w:val="ListParagraph"/>
+        <w:numPr>
+          <w:ilvl w:val="0"/>
+          <w:numId w:val="1"/>
+        </w:numPr>
+        <w:spacing w:before="100" w:beforeAutospacing="1" w:after="100" w:afterAutospacing="1" w:line="240" w:lineRule="auto"/>
+        <w:outlineLvl w:val="2"/>
+        <w:rPr>
+          <w:rFonts w:asciiTheme="majorHAnsi" w:eastAsia="Times New Roman" w:hAnsiTheme="majorHAnsi" w:cstheme="majorHAnsi"/>
+          <w:b/>
+          <w:bCs/>
+          <w:kern w:val="0"/>
+          <w:sz w:val="27"/>
+          <w:szCs w:val="27"/>
+          <w:lang w:eastAsia="en-IN"/>
+          <w14:ligatures w14:val="none"/>
+        </w:rPr>
+      </w:pPr>
+      <w:r>
+        <w:rPr>
+          <w:rFonts w:asciiTheme="majorHAnsi" w:eastAsia="Times New Roman" w:hAnsiTheme="majorHAnsi" w:cstheme="majorHAnsi"/>
+          <w:b/>
+          <w:bCs/>
+          <w:kern w:val="0"/>
+          <w:sz w:val="27"/>
+          <w:szCs w:val="27"/>
+          <w:lang w:eastAsia="en-IN"/>
+          <w14:ligatures w14:val="none"/>
+        </w:rPr>
+        <w:t>The Sheep Detective</w:t>
+      </w:r>
+    </w:p>
+    <w:p>
+      <w:pPr>
+        <w:spacing w:before="100" w:beforeAutospacing="1" w:after="100" w:afterAutospacing="1" w:line="240" w:lineRule="auto"/>
+        <w:ind w:left="720" w:right="240"/>
+        <w:rPr>
+          <w:rFonts w:ascii="Times New Roman" w:eastAsia="Times New Roman" w:hAnsi="Times New Roman" w:cs="Times New Roman"/>
+          <w:color w:val="C4C7C5"/>
+          <w:kern w:val="0"/>
+          <w:sz w:val="24"/>
+          <w:szCs w:val="24"/>
+          <w:lang w:eastAsia="en-IN"/>
+          <w14:ligatures w14:val="none"/>
+        </w:rPr>
+      </w:pPr>
+    </w:p>
+    <w:p>
+      <w:pPr>
+        <w:spacing w:before="100" w:beforeAutospacing="1" w:after="100" w:afterAutospacing="1" w:line="240" w:lineRule="auto"/>
+        <w:ind w:right="240"/>
+        <w:rPr>
+          <w:rFonts w:ascii="Times New Roman" w:eastAsia="Times New Roman" w:hAnsi="Times New Roman" w:cs="Times New Roman"/>
+          <w:color w:val="C4C7C5"/>
+          <w:kern w:val="0"/>
+          <w:sz w:val="24"/>
+          <w:szCs w:val="24"/>
+          <w:lang w:eastAsia="en-IN"/>
+          <w14:ligatures w14:val="none"/>
+        </w:rPr>
+      </w:pPr>
+    </w:p>
+    <w:p>
+      <w:pPr>
+        <w:pStyle w:val="ListParagraph"/>
       </w:pPr>
     </w:p>
     <w:p>
@@ -2110,8 +2654,312 @@
       </w:rPr>
     </w:lvl>
   </w:abstractNum>
+  <w:abstractNum w:abstractNumId="1" w15:restartNumberingAfterBreak="0">
+    <w:nsid w:val="636025D6"/>
+    <w:multiLevelType w:val="multilevel"/>
+    <w:tmpl w:val="7E62E8E8"/>
+    <w:lvl w:ilvl="0">
+      <w:start w:val="1"/>
+      <w:numFmt w:val="bullet"/>
+      <w:lvlText w:val=""/>
+      <w:lvlJc w:val="left"/>
+      <w:pPr>
+        <w:tabs>
+          <w:tab w:val="num" w:pos="720"/>
+        </w:tabs>
+        <w:ind w:left="720" w:hanging="360"/>
+      </w:pPr>
+      <w:rPr>
+        <w:rFonts w:ascii="Symbol" w:hAnsi="Symbol" w:hint="default"/>
+        <w:sz w:val="20"/>
+      </w:rPr>
+    </w:lvl>
+    <w:lvl w:ilvl="1" w:tentative="1">
+      <w:start w:val="1"/>
+      <w:numFmt w:val="bullet"/>
+      <w:lvlText w:val="o"/>
+      <w:lvlJc w:val="left"/>
+      <w:pPr>
+        <w:tabs>
+          <w:tab w:val="num" w:pos="1440"/>
+        </w:tabs>
+        <w:ind w:left="1440" w:hanging="360"/>
+      </w:pPr>
+      <w:rPr>
+        <w:rFonts w:ascii="Courier New" w:hAnsi="Courier New" w:hint="default"/>
+        <w:sz w:val="20"/>
+      </w:rPr>
+    </w:lvl>
+    <w:lvl w:ilvl="2" w:tentative="1">
+      <w:start w:val="1"/>
+      <w:numFmt w:val="bullet"/>
+      <w:lvlText w:val=""/>
+      <w:lvlJc w:val="left"/>
+      <w:pPr>
+        <w:tabs>
+          <w:tab w:val="num" w:pos="2160"/>
+        </w:tabs>
+        <w:ind w:left="2160" w:hanging="360"/>
+      </w:pPr>
+      <w:rPr>
+        <w:rFonts w:ascii="Wingdings" w:hAnsi="Wingdings" w:hint="default"/>
+        <w:sz w:val="20"/>
+      </w:rPr>
+    </w:lvl>
+    <w:lvl w:ilvl="3" w:tentative="1">
+      <w:start w:val="1"/>
+      <w:numFmt w:val="bullet"/>
+      <w:lvlText w:val=""/>
+      <w:lvlJc w:val="left"/>
+      <w:pPr>
+        <w:tabs>
+          <w:tab w:val="num" w:pos="2880"/>
+        </w:tabs>
+        <w:ind w:left="2880" w:hanging="360"/>
+      </w:pPr>
+      <w:rPr>
+        <w:rFonts w:ascii="Wingdings" w:hAnsi="Wingdings" w:hint="default"/>
+        <w:sz w:val="20"/>
+      </w:rPr>
+    </w:lvl>
+    <w:lvl w:ilvl="4" w:tentative="1">
+      <w:start w:val="1"/>
+      <w:numFmt w:val="bullet"/>
+      <w:lvlText w:val=""/>
+      <w:lvlJc w:val="left"/>
+      <w:pPr>
+        <w:tabs>
+          <w:tab w:val="num" w:pos="3600"/>
+        </w:tabs>
+        <w:ind w:left="3600" w:hanging="360"/>
+      </w:pPr>
+      <w:rPr>
+        <w:rFonts w:ascii="Wingdings" w:hAnsi="Wingdings" w:hint="default"/>
+        <w:sz w:val="20"/>
+      </w:rPr>
+    </w:lvl>
+    <w:lvl w:ilvl="5" w:tentative="1">
+      <w:start w:val="1"/>
+      <w:numFmt w:val="bullet"/>
+      <w:lvlText w:val=""/>
+      <w:lvlJc w:val="left"/>
+      <w:pPr>
+        <w:tabs>
+          <w:tab w:val="num" w:pos="4320"/>
+        </w:tabs>
+        <w:ind w:left="4320" w:hanging="360"/>
+      </w:pPr>
+      <w:rPr>
+        <w:rFonts w:ascii="Wingdings" w:hAnsi="Wingdings" w:hint="default"/>
+        <w:sz w:val="20"/>
+      </w:rPr>
+    </w:lvl>
+    <w:lvl w:ilvl="6" w:tentative="1">
+      <w:start w:val="1"/>
+      <w:numFmt w:val="bullet"/>
+      <w:lvlText w:val=""/>
+      <w:lvlJc w:val="left"/>
+      <w:pPr>
+        <w:tabs>
+          <w:tab w:val="num" w:pos="5040"/>
+        </w:tabs>
+        <w:ind w:left="5040" w:hanging="360"/>
+      </w:pPr>
+      <w:rPr>
+        <w:rFonts w:ascii="Wingdings" w:hAnsi="Wingdings" w:hint="default"/>
+        <w:sz w:val="20"/>
+      </w:rPr>
+    </w:lvl>
+    <w:lvl w:ilvl="7" w:tentative="1">
+      <w:start w:val="1"/>
+      <w:numFmt w:val="bullet"/>
+      <w:lvlText w:val=""/>
+      <w:lvlJc w:val="left"/>
+      <w:pPr>
+        <w:tabs>
+          <w:tab w:val="num" w:pos="5760"/>
+        </w:tabs>
+        <w:ind w:left="5760" w:hanging="360"/>
+      </w:pPr>
+      <w:rPr>
+        <w:rFonts w:ascii="Wingdings" w:hAnsi="Wingdings" w:hint="default"/>
+        <w:sz w:val="20"/>
+      </w:rPr>
+    </w:lvl>
+    <w:lvl w:ilvl="8" w:tentative="1">
+      <w:start w:val="1"/>
+      <w:numFmt w:val="bullet"/>
+      <w:lvlText w:val=""/>
+      <w:lvlJc w:val="left"/>
+      <w:pPr>
+        <w:tabs>
+          <w:tab w:val="num" w:pos="6480"/>
+        </w:tabs>
+        <w:ind w:left="6480" w:hanging="360"/>
+      </w:pPr>
+      <w:rPr>
+        <w:rFonts w:ascii="Wingdings" w:hAnsi="Wingdings" w:hint="default"/>
+        <w:sz w:val="20"/>
+      </w:rPr>
+    </w:lvl>
+  </w:abstractNum>
+  <w:abstractNum w:abstractNumId="2" w15:restartNumberingAfterBreak="0">
+    <w:nsid w:val="67631B41"/>
+    <w:multiLevelType w:val="multilevel"/>
+    <w:tmpl w:val="62BE68CC"/>
+    <w:lvl w:ilvl="0">
+      <w:start w:val="1"/>
+      <w:numFmt w:val="bullet"/>
+      <w:lvlText w:val=""/>
+      <w:lvlJc w:val="left"/>
+      <w:pPr>
+        <w:tabs>
+          <w:tab w:val="num" w:pos="720"/>
+        </w:tabs>
+        <w:ind w:left="720" w:hanging="360"/>
+      </w:pPr>
+      <w:rPr>
+        <w:rFonts w:ascii="Symbol" w:hAnsi="Symbol" w:hint="default"/>
+        <w:sz w:val="20"/>
+      </w:rPr>
+    </w:lvl>
+    <w:lvl w:ilvl="1" w:tentative="1">
+      <w:start w:val="1"/>
+      <w:numFmt w:val="bullet"/>
+      <w:lvlText w:val="o"/>
+      <w:lvlJc w:val="left"/>
+      <w:pPr>
+        <w:tabs>
+          <w:tab w:val="num" w:pos="1440"/>
+        </w:tabs>
+        <w:ind w:left="1440" w:hanging="360"/>
+      </w:pPr>
+      <w:rPr>
+        <w:rFonts w:ascii="Courier New" w:hAnsi="Courier New" w:hint="default"/>
+        <w:sz w:val="20"/>
+      </w:rPr>
+    </w:lvl>
+    <w:lvl w:ilvl="2" w:tentative="1">
+      <w:start w:val="1"/>
+      <w:numFmt w:val="bullet"/>
+      <w:lvlText w:val=""/>
+      <w:lvlJc w:val="left"/>
+      <w:pPr>
+        <w:tabs>
+          <w:tab w:val="num" w:pos="2160"/>
+        </w:tabs>
+        <w:ind w:left="2160" w:hanging="360"/>
+      </w:pPr>
+      <w:rPr>
+        <w:rFonts w:ascii="Wingdings" w:hAnsi="Wingdings" w:hint="default"/>
+        <w:sz w:val="20"/>
+      </w:rPr>
+    </w:lvl>
+    <w:lvl w:ilvl="3" w:tentative="1">
+      <w:start w:val="1"/>
+      <w:numFmt w:val="bullet"/>
+      <w:lvlText w:val=""/>
+      <w:lvlJc w:val="left"/>
+      <w:pPr>
+        <w:tabs>
+          <w:tab w:val="num" w:pos="2880"/>
+        </w:tabs>
+        <w:ind w:left="2880" w:hanging="360"/>
+      </w:pPr>
+      <w:rPr>
+        <w:rFonts w:ascii="Wingdings" w:hAnsi="Wingdings" w:hint="default"/>
+        <w:sz w:val="20"/>
+      </w:rPr>
+    </w:lvl>
+    <w:lvl w:ilvl="4" w:tentative="1">
+      <w:start w:val="1"/>
+      <w:numFmt w:val="bullet"/>
+      <w:lvlText w:val=""/>
+      <w:lvlJc w:val="left"/>
+      <w:pPr>
+        <w:tabs>
+          <w:tab w:val="num" w:pos="3600"/>
+        </w:tabs>
+        <w:ind w:left="3600" w:hanging="360"/>
+      </w:pPr>
+      <w:rPr>
+        <w:rFonts w:ascii="Wingdings" w:hAnsi="Wingdings" w:hint="default"/>
+        <w:sz w:val="20"/>
+      </w:rPr>
+    </w:lvl>
+    <w:lvl w:ilvl="5" w:tentative="1">
+      <w:start w:val="1"/>
+      <w:numFmt w:val="bullet"/>
+      <w:lvlText w:val=""/>
+      <w:lvlJc w:val="left"/>
+      <w:pPr>
+        <w:tabs>
+          <w:tab w:val="num" w:pos="4320"/>
+        </w:tabs>
+        <w:ind w:left="4320" w:hanging="360"/>
+      </w:pPr>
+      <w:rPr>
+        <w:rFonts w:ascii="Wingdings" w:hAnsi="Wingdings" w:hint="default"/>
+        <w:sz w:val="20"/>
+      </w:rPr>
+    </w:lvl>
+    <w:lvl w:ilvl="6" w:tentative="1">
+      <w:start w:val="1"/>
+      <w:numFmt w:val="bullet"/>
+      <w:lvlText w:val=""/>
+      <w:lvlJc w:val="left"/>
+      <w:pPr>
+        <w:tabs>
+          <w:tab w:val="num" w:pos="5040"/>
+        </w:tabs>
+        <w:ind w:left="5040" w:hanging="360"/>
+      </w:pPr>
+      <w:rPr>
+        <w:rFonts w:ascii="Wingdings" w:hAnsi="Wingdings" w:hint="default"/>
+        <w:sz w:val="20"/>
+      </w:rPr>
+    </w:lvl>
+    <w:lvl w:ilvl="7" w:tentative="1">
+      <w:start w:val="1"/>
+      <w:numFmt w:val="bullet"/>
+      <w:lvlText w:val=""/>
+      <w:lvlJc w:val="left"/>
+      <w:pPr>
+        <w:tabs>
+          <w:tab w:val="num" w:pos="5760"/>
+        </w:tabs>
+        <w:ind w:left="5760" w:hanging="360"/>
+      </w:pPr>
+      <w:rPr>
+        <w:rFonts w:ascii="Wingdings" w:hAnsi="Wingdings" w:hint="default"/>
+        <w:sz w:val="20"/>
+      </w:rPr>
+    </w:lvl>
+    <w:lvl w:ilvl="8" w:tentative="1">
+      <w:start w:val="1"/>
+      <w:numFmt w:val="bullet"/>
+      <w:lvlText w:val=""/>
+      <w:lvlJc w:val="left"/>
+      <w:pPr>
+        <w:tabs>
+          <w:tab w:val="num" w:pos="6480"/>
+        </w:tabs>
+        <w:ind w:left="6480" w:hanging="360"/>
+      </w:pPr>
+      <w:rPr>
+        <w:rFonts w:ascii="Wingdings" w:hAnsi="Wingdings" w:hint="default"/>
+        <w:sz w:val="20"/>
+      </w:rPr>
+    </w:lvl>
+  </w:abstractNum>
   <w:num w:numId="1" w16cid:durableId="1155072578">
     <w:abstractNumId w:val="0"/>
+  </w:num>
+  <w:num w:numId="2" w16cid:durableId="1184977911">
+    <w:abstractNumId w:val="1"/>
+  </w:num>
+  <w:num w:numId="3" w16cid:durableId="2047558948">
+    <w:abstractNumId w:val="2"/>
   </w:num>
 </w:numbering>
 </file>
@@ -2567,7 +3415,6 @@
     <w:next w:val="Normal"/>
     <w:link w:val="Heading3Char"/>
     <w:uiPriority w:val="9"/>
-    <w:semiHidden/>
     <w:unhideWhenUsed/>
     <w:qFormat/>
     <w:rsid w:val="002518B7"/>
@@ -2719,7 +3566,6 @@
   <w:style w:type="character" w:default="1" w:styleId="DefaultParagraphFont">
     <w:name w:val="Default Paragraph Font"/>
     <w:uiPriority w:val="1"/>
-    <w:semiHidden/>
     <w:unhideWhenUsed/>
   </w:style>
   <w:style w:type="table" w:default="1" w:styleId="TableNormal">
@@ -2775,7 +3621,6 @@
     <w:basedOn w:val="DefaultParagraphFont"/>
     <w:link w:val="Heading3"/>
     <w:uiPriority w:val="9"/>
-    <w:semiHidden/>
     <w:rsid w:val="002518B7"/>
     <w:rPr>
       <w:rFonts w:eastAsiaTheme="majorEastAsia" w:cstheme="majorBidi"/>
@@ -3031,6 +3876,38 @@
       <w:smallCaps/>
       <w:color w:val="2F5496" w:themeColor="accent1" w:themeShade="BF"/>
       <w:spacing w:val="5"/>
+    </w:rPr>
+  </w:style>
+  <w:style w:type="paragraph" w:customStyle="1" w:styleId="query-text-line">
+    <w:name w:val="query-text-line"/>
+    <w:basedOn w:val="Normal"/>
+    <w:rsid w:val="00F612B9"/>
+    <w:pPr>
+      <w:spacing w:before="100" w:beforeAutospacing="1" w:after="100" w:afterAutospacing="1" w:line="240" w:lineRule="auto"/>
+    </w:pPr>
+    <w:rPr>
+      <w:rFonts w:ascii="Times New Roman" w:eastAsia="Times New Roman" w:hAnsi="Times New Roman" w:cs="Times New Roman"/>
+      <w:kern w:val="0"/>
+      <w:sz w:val="24"/>
+      <w:szCs w:val="24"/>
+      <w:lang w:eastAsia="en-IN"/>
+      <w14:ligatures w14:val="none"/>
+    </w:rPr>
+  </w:style>
+  <w:style w:type="paragraph" w:customStyle="1" w:styleId="ng-tns-c2821346219-85">
+    <w:name w:val="ng-tns-c2821346219-85"/>
+    <w:basedOn w:val="Normal"/>
+    <w:rsid w:val="008101CB"/>
+    <w:pPr>
+      <w:spacing w:before="100" w:beforeAutospacing="1" w:after="100" w:afterAutospacing="1" w:line="240" w:lineRule="auto"/>
+    </w:pPr>
+    <w:rPr>
+      <w:rFonts w:ascii="Times New Roman" w:eastAsia="Times New Roman" w:hAnsi="Times New Roman" w:cs="Times New Roman"/>
+      <w:kern w:val="0"/>
+      <w:sz w:val="24"/>
+      <w:szCs w:val="24"/>
+      <w:lang w:eastAsia="en-IN"/>
+      <w14:ligatures w14:val="none"/>
     </w:rPr>
   </w:style>
 </w:styles>
